--- a/homework/002hw/w2_homework_set.docx
+++ b/homework/002hw/w2_homework_set.docx
@@ -1,6 +1,6 @@
 
 <file path=word/document.xml><?xml version="1.0" encoding="utf-8"?>
-<w:document xmlns:wpc="http://schemas.microsoft.com/office/word/2010/wordprocessingCanvas" xmlns:cx="http://schemas.microsoft.com/office/drawing/2014/chartex" xmlns:cx1="http://schemas.microsoft.com/office/drawing/2015/9/8/chartex" xmlns:cx2="http://schemas.microsoft.com/office/drawing/2015/10/21/chartex" xmlns:cx3="http://schemas.microsoft.com/office/drawing/2016/5/9/chartex" xmlns:cx4="http://schemas.microsoft.com/office/drawing/2016/5/10/chartex" xmlns:cx5="http://schemas.microsoft.com/office/drawing/2016/5/11/chartex" xmlns:cx6="http://schemas.microsoft.com/office/drawing/2016/5/12/chartex" xmlns:cx7="http://schemas.microsoft.com/office/drawing/2016/5/13/chartex" xmlns:cx8="http://schemas.microsoft.com/office/drawing/2016/5/14/chartex" xmlns:mc="http://schemas.openxmlformats.org/markup-compatibility/2006" xmlns:aink="http://schemas.microsoft.com/office/drawing/2016/ink" xmlns:am3d="http://schemas.microsoft.com/office/drawing/2017/model3d" xmlns:o="urn:schemas-microsoft-com:office:office" xmlns:r="http://schemas.openxmlformats.org/officeDocument/2006/relationships" xmlns:m="http://schemas.openxmlformats.org/officeDocument/2006/math" xmlns:v="urn:schemas-microsoft-com:vml" xmlns:wp14="http://schemas.microsoft.com/office/word/2010/wordprocessingDrawing" xmlns:wp="http://schemas.openxmlformats.org/drawingml/2006/wordprocessingDrawing" xmlns:w10="urn:schemas-microsoft-com:office:word" xmlns:w="http://schemas.openxmlformats.org/wordprocessingml/2006/main" xmlns:w14="http://schemas.microsoft.com/office/word/2010/wordml" xmlns:w15="http://schemas.microsoft.com/office/word/2012/wordml" xmlns:w16cex="http://schemas.microsoft.com/office/word/2018/wordml/cex" xmlns:w16cid="http://schemas.microsoft.com/office/word/2016/wordml/cid" xmlns:w16="http://schemas.microsoft.com/office/word/2018/wordml" xmlns:w16se="http://schemas.microsoft.com/office/word/2015/wordml/symex" xmlns:wpg="http://schemas.microsoft.com/office/word/2010/wordprocessingGroup" xmlns:wpi="http://schemas.microsoft.com/office/word/2010/wordprocessingInk" xmlns:wne="http://schemas.microsoft.com/office/word/2006/wordml" xmlns:wps="http://schemas.microsoft.com/office/word/2010/wordprocessingShape" mc:Ignorable="w14 w15 w16se w16cid w16 w16cex wp14">
+<w:document xmlns:wpc="http://schemas.microsoft.com/office/word/2010/wordprocessingCanvas" xmlns:cx="http://schemas.microsoft.com/office/drawing/2014/chartex" xmlns:cx1="http://schemas.microsoft.com/office/drawing/2015/9/8/chartex" xmlns:cx2="http://schemas.microsoft.com/office/drawing/2015/10/21/chartex" xmlns:cx3="http://schemas.microsoft.com/office/drawing/2016/5/9/chartex" xmlns:cx4="http://schemas.microsoft.com/office/drawing/2016/5/10/chartex" xmlns:cx5="http://schemas.microsoft.com/office/drawing/2016/5/11/chartex" xmlns:cx6="http://schemas.microsoft.com/office/drawing/2016/5/12/chartex" xmlns:cx7="http://schemas.microsoft.com/office/drawing/2016/5/13/chartex" xmlns:cx8="http://schemas.microsoft.com/office/drawing/2016/5/14/chartex" xmlns:mc="http://schemas.openxmlformats.org/markup-compatibility/2006" xmlns:aink="http://schemas.microsoft.com/office/drawing/2016/ink" xmlns:am3d="http://schemas.microsoft.com/office/drawing/2017/model3d" xmlns:o="urn:schemas-microsoft-com:office:office" xmlns:oel="http://schemas.microsoft.com/office/2019/extlst" xmlns:r="http://schemas.openxmlformats.org/officeDocument/2006/relationships" xmlns:m="http://schemas.openxmlformats.org/officeDocument/2006/math" xmlns:v="urn:schemas-microsoft-com:vml" xmlns:wp14="http://schemas.microsoft.com/office/word/2010/wordprocessingDrawing" xmlns:wp="http://schemas.openxmlformats.org/drawingml/2006/wordprocessingDrawing" xmlns:w10="urn:schemas-microsoft-com:office:word" xmlns:w="http://schemas.openxmlformats.org/wordprocessingml/2006/main" xmlns:w14="http://schemas.microsoft.com/office/word/2010/wordml" xmlns:w15="http://schemas.microsoft.com/office/word/2012/wordml" xmlns:w16cex="http://schemas.microsoft.com/office/word/2018/wordml/cex" xmlns:w16cid="http://schemas.microsoft.com/office/word/2016/wordml/cid" xmlns:w16="http://schemas.microsoft.com/office/word/2018/wordml" xmlns:w16du="http://schemas.microsoft.com/office/word/2023/wordml/word16du" xmlns:w16sdtdh="http://schemas.microsoft.com/office/word/2020/wordml/sdtdatahash" xmlns:w16sdtfl="http://schemas.microsoft.com/office/word/2024/wordml/sdtformatlock" xmlns:w16se="http://schemas.microsoft.com/office/word/2015/wordml/symex" xmlns:wpg="http://schemas.microsoft.com/office/word/2010/wordprocessingGroup" xmlns:wpi="http://schemas.microsoft.com/office/word/2010/wordprocessingInk" xmlns:wne="http://schemas.microsoft.com/office/word/2006/wordml" xmlns:wps="http://schemas.microsoft.com/office/word/2010/wordprocessingShape" mc:Ignorable="w14 w15 w16se w16cid w16 w16cex w16sdtdh w16sdtfl w16du wp14">
   <w:body>
     <w:p>
       <w:pPr>
@@ -78,15 +78,18 @@
         </w:numPr>
       </w:pPr>
       <w:r>
-        <w:t xml:space="preserve">How does this approach differ from or extend substantialist or variable-centric accounts? What would a qualitative dimension, as described by </w:t>
+        <w:t xml:space="preserve">How does this approach differ from or extend substantialist or variable-centric accounts? </w:t>
+      </w:r>
+      <w:r>
+        <w:t xml:space="preserve">How does your work fit into questions raised by </w:t>
       </w:r>
       <w:proofErr w:type="spellStart"/>
       <w:r>
-        <w:t>Fuhse</w:t>
+        <w:t>Granovetter</w:t>
       </w:r>
       <w:proofErr w:type="spellEnd"/>
       <w:r>
-        <w:t xml:space="preserve"> and Mutzel, add to your analysis?</w:t>
+        <w:t xml:space="preserve"> about over- or under-socialization?</w:t>
       </w:r>
     </w:p>
     <w:p>
@@ -97,14 +100,14 @@
           <w:numId w:val="1"/>
         </w:numPr>
       </w:pPr>
-      <w:proofErr w:type="gramStart"/>
-      <w:r>
-        <w:t>Does</w:t>
-      </w:r>
-      <w:proofErr w:type="gramEnd"/>
-      <w:r>
-        <w:t xml:space="preserve"> contextual or cultural elements inform the process or issue under examination in your case? If so, how so? If not, why not?</w:t>
-      </w:r>
+      <w:r>
+        <w:t>Does social capital play a role in your process of interest? How so?</w:t>
+      </w:r>
+    </w:p>
+    <w:p>
+      <w:pPr>
+        <w:pStyle w:val="ListParagraph"/>
+      </w:pPr>
     </w:p>
     <w:sectPr>
       <w:pgSz w:w="12240" w:h="15840"/>
@@ -117,7 +120,7 @@
 </file>
 
 <file path=word/numbering.xml><?xml version="1.0" encoding="utf-8"?>
-<w:numbering xmlns:wpc="http://schemas.microsoft.com/office/word/2010/wordprocessingCanvas" xmlns:cx="http://schemas.microsoft.com/office/drawing/2014/chartex" xmlns:cx1="http://schemas.microsoft.com/office/drawing/2015/9/8/chartex" xmlns:cx2="http://schemas.microsoft.com/office/drawing/2015/10/21/chartex" xmlns:cx3="http://schemas.microsoft.com/office/drawing/2016/5/9/chartex" xmlns:cx4="http://schemas.microsoft.com/office/drawing/2016/5/10/chartex" xmlns:cx5="http://schemas.microsoft.com/office/drawing/2016/5/11/chartex" xmlns:cx6="http://schemas.microsoft.com/office/drawing/2016/5/12/chartex" xmlns:cx7="http://schemas.microsoft.com/office/drawing/2016/5/13/chartex" xmlns:cx8="http://schemas.microsoft.com/office/drawing/2016/5/14/chartex" xmlns:mc="http://schemas.openxmlformats.org/markup-compatibility/2006" xmlns:aink="http://schemas.microsoft.com/office/drawing/2016/ink" xmlns:am3d="http://schemas.microsoft.com/office/drawing/2017/model3d" xmlns:o="urn:schemas-microsoft-com:office:office" xmlns:r="http://schemas.openxmlformats.org/officeDocument/2006/relationships" xmlns:m="http://schemas.openxmlformats.org/officeDocument/2006/math" xmlns:v="urn:schemas-microsoft-com:vml" xmlns:wp14="http://schemas.microsoft.com/office/word/2010/wordprocessingDrawing" xmlns:wp="http://schemas.openxmlformats.org/drawingml/2006/wordprocessingDrawing" xmlns:w10="urn:schemas-microsoft-com:office:word" xmlns:w="http://schemas.openxmlformats.org/wordprocessingml/2006/main" xmlns:w14="http://schemas.microsoft.com/office/word/2010/wordml" xmlns:w15="http://schemas.microsoft.com/office/word/2012/wordml" xmlns:w16cex="http://schemas.microsoft.com/office/word/2018/wordml/cex" xmlns:w16cid="http://schemas.microsoft.com/office/word/2016/wordml/cid" xmlns:w16="http://schemas.microsoft.com/office/word/2018/wordml" xmlns:w16se="http://schemas.microsoft.com/office/word/2015/wordml/symex" xmlns:wpg="http://schemas.microsoft.com/office/word/2010/wordprocessingGroup" xmlns:wpi="http://schemas.microsoft.com/office/word/2010/wordprocessingInk" xmlns:wne="http://schemas.microsoft.com/office/word/2006/wordml" xmlns:wps="http://schemas.microsoft.com/office/word/2010/wordprocessingShape" mc:Ignorable="w14 w15 w16se w16cid w16 w16cex wp14">
+<w:numbering xmlns:wpc="http://schemas.microsoft.com/office/word/2010/wordprocessingCanvas" xmlns:cx="http://schemas.microsoft.com/office/drawing/2014/chartex" xmlns:cx1="http://schemas.microsoft.com/office/drawing/2015/9/8/chartex" xmlns:cx2="http://schemas.microsoft.com/office/drawing/2015/10/21/chartex" xmlns:cx3="http://schemas.microsoft.com/office/drawing/2016/5/9/chartex" xmlns:cx4="http://schemas.microsoft.com/office/drawing/2016/5/10/chartex" xmlns:cx5="http://schemas.microsoft.com/office/drawing/2016/5/11/chartex" xmlns:cx6="http://schemas.microsoft.com/office/drawing/2016/5/12/chartex" xmlns:cx7="http://schemas.microsoft.com/office/drawing/2016/5/13/chartex" xmlns:cx8="http://schemas.microsoft.com/office/drawing/2016/5/14/chartex" xmlns:mc="http://schemas.openxmlformats.org/markup-compatibility/2006" xmlns:aink="http://schemas.microsoft.com/office/drawing/2016/ink" xmlns:am3d="http://schemas.microsoft.com/office/drawing/2017/model3d" xmlns:o="urn:schemas-microsoft-com:office:office" xmlns:oel="http://schemas.microsoft.com/office/2019/extlst" xmlns:r="http://schemas.openxmlformats.org/officeDocument/2006/relationships" xmlns:m="http://schemas.openxmlformats.org/officeDocument/2006/math" xmlns:v="urn:schemas-microsoft-com:vml" xmlns:wp14="http://schemas.microsoft.com/office/word/2010/wordprocessingDrawing" xmlns:wp="http://schemas.openxmlformats.org/drawingml/2006/wordprocessingDrawing" xmlns:w10="urn:schemas-microsoft-com:office:word" xmlns:w="http://schemas.openxmlformats.org/wordprocessingml/2006/main" xmlns:w14="http://schemas.microsoft.com/office/word/2010/wordml" xmlns:w15="http://schemas.microsoft.com/office/word/2012/wordml" xmlns:w16cex="http://schemas.microsoft.com/office/word/2018/wordml/cex" xmlns:w16cid="http://schemas.microsoft.com/office/word/2016/wordml/cid" xmlns:w16="http://schemas.microsoft.com/office/word/2018/wordml" xmlns:w16du="http://schemas.microsoft.com/office/word/2023/wordml/word16du" xmlns:w16sdtdh="http://schemas.microsoft.com/office/word/2020/wordml/sdtdatahash" xmlns:w16sdtfl="http://schemas.microsoft.com/office/word/2024/wordml/sdtformatlock" xmlns:w16se="http://schemas.microsoft.com/office/word/2015/wordml/symex" xmlns:wpg="http://schemas.microsoft.com/office/word/2010/wordprocessingGroup" xmlns:wpi="http://schemas.microsoft.com/office/word/2010/wordprocessingInk" xmlns:wne="http://schemas.microsoft.com/office/word/2006/wordml" xmlns:wps="http://schemas.microsoft.com/office/word/2010/wordprocessingShape" mc:Ignorable="w14 w15 w16se w16cid w16 w16cex w16sdtdh w16sdtfl w16du wp14">
   <w:abstractNum w:abstractNumId="0" w15:restartNumberingAfterBreak="0">
     <w:nsid w:val="61607A4C"/>
     <w:multiLevelType w:val="hybridMultilevel"/>
@@ -207,14 +210,14 @@
       </w:pPr>
     </w:lvl>
   </w:abstractNum>
-  <w:num w:numId="1">
+  <w:num w:numId="1" w16cid:durableId="1762096188">
     <w:abstractNumId w:val="0"/>
   </w:num>
 </w:numbering>
 </file>
 
 <file path=word/styles.xml><?xml version="1.0" encoding="utf-8"?>
-<w:styles xmlns:mc="http://schemas.openxmlformats.org/markup-compatibility/2006" xmlns:r="http://schemas.openxmlformats.org/officeDocument/2006/relationships" xmlns:w="http://schemas.openxmlformats.org/wordprocessingml/2006/main" xmlns:w14="http://schemas.microsoft.com/office/word/2010/wordml" xmlns:w15="http://schemas.microsoft.com/office/word/2012/wordml" xmlns:w16cex="http://schemas.microsoft.com/office/word/2018/wordml/cex" xmlns:w16cid="http://schemas.microsoft.com/office/word/2016/wordml/cid" xmlns:w16="http://schemas.microsoft.com/office/word/2018/wordml" xmlns:w16se="http://schemas.microsoft.com/office/word/2015/wordml/symex" mc:Ignorable="w14 w15 w16se w16cid w16 w16cex">
+<w:styles xmlns:mc="http://schemas.openxmlformats.org/markup-compatibility/2006" xmlns:r="http://schemas.openxmlformats.org/officeDocument/2006/relationships" xmlns:w="http://schemas.openxmlformats.org/wordprocessingml/2006/main" xmlns:w14="http://schemas.microsoft.com/office/word/2010/wordml" xmlns:w15="http://schemas.microsoft.com/office/word/2012/wordml" xmlns:w16cex="http://schemas.microsoft.com/office/word/2018/wordml/cex" xmlns:w16cid="http://schemas.microsoft.com/office/word/2016/wordml/cid" xmlns:w16="http://schemas.microsoft.com/office/word/2018/wordml" xmlns:w16du="http://schemas.microsoft.com/office/word/2023/wordml/word16du" xmlns:w16sdtdh="http://schemas.microsoft.com/office/word/2020/wordml/sdtdatahash" xmlns:w16sdtfl="http://schemas.microsoft.com/office/word/2024/wordml/sdtformatlock" xmlns:w16se="http://schemas.microsoft.com/office/word/2015/wordml/symex" mc:Ignorable="w14 w15 w16se w16cid w16 w16cex w16sdtdh w16sdtfl w16du">
   <w:docDefaults>
     <w:rPrDefault>
       <w:rPr>
